--- a/tailored_resumes_daily_20261025_210622/Microsoft_Data_Analyst_People_Analy_4457319874/VipulSapra_Resume.docx
+++ b/tailored_resumes_daily_20261025_210622/Microsoft_Data_Analyst_People_Analy_4457319874/VipulSapra_Resume.docx
@@ -586,7 +586,7 @@
       <w:r>
         <w:rPr>
         </w:rPr>
-        <w:t xml:space="preserve">Conversational AI, Agentic AI, Prompt Engineering, Automated QA Testing, Data Governance, Privacy &amp; Compliance, Dimensional Modeling (Star/Snowflake Schemas, SCD Type 1/2), Predictive Modeling &amp; Machine Learning (XGBoost, Random Forests, SARIMA, Scikit-Learn), Automated Data Quality Audits, High-Throughput ETL, Root Cause Analysis, Capacity Planning, Self-Serve Analytics Tooling</w:t>
+        <w:t xml:space="preserve">Generative AI &amp; LLM Orchestration, Agentic AI Workflows, Prompt Engineering, GitHub Copilot Integration, Autonomous Testing &amp; QA Automation, Predictive Machine Learning, Time-Series Modeling (SARIMA), Data Governance &amp; Lineage, Automated Anomaly Detection, Dimensional Modeling, CI/CD for AI Tools</w:t>
       </w:r>
     </w:p>
     <w:p>
@@ -599,141 +599,14 @@
       </w:pPr>
       <w:r>
         <w:rPr>
-          <w:b/>
-        </w:rPr>
-        <w:t xml:space="preserve">Programming Languages and Tools: </w:t>
-      </w:r>
-      <w:r>
-        <w:rPr>
-          <w:rFonts w:hint="default" w:asciiTheme="minorHAnsi" w:hAnsiTheme="minorHAnsi" w:cstheme="minorHAnsi"/>
-          <w:lang w:val="en-US"/>
-        </w:rPr>
-        <w:t xml:space="preserve">Agentic AI powered KIRO IDE, </w:t>
-      </w:r>
-      <w:r>
-        <w:rPr>
-          <w:rFonts w:asciiTheme="minorHAnsi" w:hAnsiTheme="minorHAnsi" w:cstheme="minorHAnsi"/>
-        </w:rPr>
-        <w:t xml:space="preserve">SQL, Python, </w:t>
-      </w:r>
-      <w:r>
-        <w:rPr>
-          <w:rFonts w:asciiTheme="minorHAnsi" w:hAnsiTheme="minorHAnsi" w:eastAsiaTheme="minorHAnsi" w:cstheme="minorHAnsi"/>
-          <w:lang w:bidi="ar-SA"/>
-        </w:rPr>
-        <w:t>UNIX Shell Scripting,</w:t>
-      </w:r>
-      <w:r>
-        <w:rPr>
-          <w:rFonts w:asciiTheme="minorHAnsi" w:hAnsiTheme="minorHAnsi" w:cstheme="minorHAnsi"/>
-        </w:rPr>
-        <w:t xml:space="preserve"> Redshift, </w:t>
-      </w:r>
-      <w:r>
-        <w:rPr>
-          <w:rFonts w:asciiTheme="minorHAnsi" w:hAnsiTheme="minorHAnsi" w:eastAsiaTheme="minorHAnsi" w:cstheme="minorHAnsi"/>
-          <w:lang w:bidi="ar-SA"/>
-        </w:rPr>
-        <w:t>Teradata,</w:t>
-      </w:r>
-      <w:r>
-        <w:rPr>
-          <w:rFonts w:asciiTheme="minorHAnsi" w:hAnsiTheme="minorHAnsi" w:cstheme="minorHAnsi"/>
-        </w:rPr>
-        <w:t xml:space="preserve"> Snowflake,</w:t>
-      </w:r>
-      <w:r>
-        <w:rPr>
-          <w:rFonts w:hint="default" w:asciiTheme="minorHAnsi" w:hAnsiTheme="minorHAnsi" w:cstheme="minorHAnsi"/>
-          <w:lang w:val="en-US"/>
-        </w:rPr>
-        <w:t xml:space="preserve"> </w:t>
-      </w:r>
-      <w:r>
-        <w:rPr>
-          <w:rFonts w:asciiTheme="minorHAnsi" w:hAnsiTheme="minorHAnsi" w:cstheme="minorHAnsi"/>
-        </w:rPr>
-        <w:t>Apache Spark, Hadoop</w:t>
-      </w:r>
-      <w:r>
-        <w:rPr>
-          <w:rFonts w:hint="default" w:asciiTheme="minorHAnsi" w:hAnsiTheme="minorHAnsi" w:cstheme="minorHAnsi"/>
-          <w:lang w:val="en-US"/>
-        </w:rPr>
-        <w:t xml:space="preserve">, </w:t>
-      </w:r>
-      <w:r>
-        <w:rPr>
-          <w:rFonts w:asciiTheme="minorHAnsi" w:hAnsiTheme="minorHAnsi" w:cstheme="minorHAnsi"/>
-        </w:rPr>
-        <w:t>MSTR, Tableau,</w:t>
-      </w:r>
-      <w:r>
-        <w:rPr>
-          <w:rFonts w:hint="default" w:asciiTheme="minorHAnsi" w:hAnsiTheme="minorHAnsi" w:cstheme="minorHAnsi"/>
-          <w:lang w:val="en-US"/>
-        </w:rPr>
-        <w:t xml:space="preserve"> </w:t>
-      </w:r>
-      <w:r>
-        <w:rPr>
-          <w:rFonts w:asciiTheme="minorHAnsi" w:hAnsiTheme="minorHAnsi" w:cstheme="minorHAnsi"/>
-        </w:rPr>
-        <w:t>TensorFlow, Keras, XGBoost, Scikit-Learn</w:t>
-      </w:r>
-      <w:r>
-        <w:rPr>
-          <w:rFonts w:hint="default" w:asciiTheme="minorHAnsi" w:hAnsiTheme="minorHAnsi" w:cstheme="minorHAnsi"/>
-          <w:lang w:val="en-US"/>
-        </w:rPr>
-        <w:t>,</w:t>
-      </w:r>
-      <w:r>
-        <w:rPr>
-          <w:rFonts w:asciiTheme="minorHAnsi" w:hAnsiTheme="minorHAnsi" w:cstheme="minorHAnsi"/>
-        </w:rPr>
-        <w:t xml:space="preserve"> JIRA, </w:t>
-      </w:r>
-      <w:r>
-        <w:rPr>
-          <w:rFonts w:asciiTheme="minorHAnsi" w:hAnsiTheme="minorHAnsi" w:cstheme="minorHAnsi"/>
-          <w:bCs/>
-        </w:rPr>
-        <w:t>Collibra</w:t>
-      </w:r>
-      <w:r>
-        <w:rPr>
-          <w:rFonts w:hint="default" w:asciiTheme="minorHAnsi" w:hAnsiTheme="minorHAnsi" w:cstheme="minorHAnsi"/>
-          <w:bCs/>
-          <w:lang w:val="en-US"/>
-        </w:rPr>
-        <w:t xml:space="preserve">, </w:t>
-      </w:r>
-      <w:r>
-        <w:rPr>
-          <w:rFonts w:asciiTheme="minorHAnsi" w:hAnsiTheme="minorHAnsi" w:cstheme="minorHAnsi"/>
-        </w:rPr>
-        <w:t>One Automation,</w:t>
-      </w:r>
-      <w:r>
-        <w:rPr>
-          <w:rFonts w:hint="default" w:asciiTheme="minorHAnsi" w:hAnsiTheme="minorHAnsi" w:cstheme="minorHAnsi"/>
-          <w:lang w:val="en-US"/>
-        </w:rPr>
-        <w:t xml:space="preserve"> Airflow, </w:t>
-      </w:r>
-      <w:r>
-        <w:rPr>
-          <w:rFonts w:asciiTheme="minorHAnsi" w:hAnsiTheme="minorHAnsi" w:cstheme="minorHAnsi"/>
-        </w:rPr>
-        <w:t>Microsoft Excel</w:t>
-      </w:r>
-      <w:r>
-        <w:rPr>
-          <w:rFonts w:hint="default" w:asciiTheme="minorHAnsi" w:hAnsiTheme="minorHAnsi" w:cstheme="minorHAnsi"/>
-          <w:lang w:val="en-US"/>
-        </w:rPr>
-        <w:t>.</w:t>
+          <w:b xmlns:w="http://schemas.openxmlformats.org/wordprocessingml/2006/main"/>
+        </w:rPr>
+        <w:t>Programming Languages and Tools: </w:t>
+      </w:r>
+      <w:r>
+        <w:rPr>
+        </w:rPr>
+        <w:t xml:space="preserve">GitHub Copilot, KIRO IDE, Python, PySpark, XGBoost, Scikit-Learn, Azure (ADF, Databricks, Synapse, Azure SQL), AWS (S3, Redshift), Snowflake, Apache Spark, Power BI (DAX), Tableau, Collibra</w:t>
       </w:r>
     </w:p>
     <w:p>
@@ -918,7 +791,7 @@
           <w:bCs/>
           <w:lang w:val="en-US" w:bidi="ar-SA"/>
         </w:rPr>
-        <w:t xml:space="preserve">Senior AI Analytics &amp; Tooling Engineer &amp; AI Engineer </w:t>
+        <w:t xml:space="preserve">Senior Data &amp; AI Systems Engineer - People Analytics &amp; AI Platforms </w:t>
       </w:r>
       <w:r>
         <w:rPr>
@@ -1003,53 +876,22 @@
       </w:pPr>
       <w:r>
         <w:rPr>
-          <w:rFonts w:hint="default" w:ascii="Calibri" w:hAnsi="Calibri" w:cs="Calibri"/>
-          <w:b/>
-          <w:bCs/>
-          <w:sz w:val="22"/>
-          <w:szCs w:val="22"/>
-        </w:rPr>
-        <w:t>Engineered an enterprise AI-driven reporting platform</w:t>
-      </w:r>
-      <w:r>
-        <w:rPr>
-          <w:rFonts w:hint="default" w:ascii="Calibri" w:hAnsi="Calibri" w:cs="Calibri"/>
-          <w:sz w:val="22"/>
-          <w:szCs w:val="22"/>
-        </w:rPr>
-        <w:t xml:space="preserve"> that autonomously answers ad-hoc data questions, streamlining scheduled report delivery and reducing manual reporting turnaround for business stakeholders.</w:t>
-      </w:r>
-      <w:r>
-        <w:rPr>
-          <w:rFonts w:hint="default" w:ascii="Calibri" w:hAnsi="Calibri" w:cs="Calibri"/>
-          <w:b w:val="0"/>
-          <w:bCs w:val="0"/>
-          <w:sz w:val="22"/>
-          <w:szCs w:val="22"/>
-          <w:lang w:val="en-US"/>
-        </w:rPr>
-        <w:t xml:space="preserve"> </w:t>
-      </w:r>
-      <w:r>
-        <w:rPr>
-          <w:rFonts w:hint="default" w:asciiTheme="minorHAnsi" w:hAnsiTheme="minorHAnsi" w:cstheme="minorHAnsi"/>
-          <w:b/>
-          <w:bCs/>
-          <w:sz w:val="22"/>
-          <w:szCs w:val="22"/>
-          <w:lang w:val="en-US"/>
-        </w:rPr>
-        <w:t>Agentic AI powered KIRO IDE</w:t>
-      </w:r>
-      <w:r>
-        <w:rPr>
-          <w:rFonts w:hint="default" w:ascii="Calibri" w:hAnsi="Calibri" w:cs="Calibri"/>
-          <w:b w:val="0"/>
-          <w:bCs w:val="0"/>
-          <w:sz w:val="22"/>
-          <w:szCs w:val="22"/>
-        </w:rPr>
-        <w:t>.</w:t>
+          <w:rFonts xmlns:w="http://schemas.openxmlformats.org/wordprocessingml/2006/main" w:hint="default" w:ascii="Calibri" w:hAnsi="Calibri" w:cs="Calibri"/>
+          <w:b xmlns:w="http://schemas.openxmlformats.org/wordprocessingml/2006/main"/>
+          <w:bCs xmlns:w="http://schemas.openxmlformats.org/wordprocessingml/2006/main"/>
+          <w:sz xmlns:w="http://schemas.openxmlformats.org/wordprocessingml/2006/main" w:val="22"/>
+          <w:szCs xmlns:w="http://schemas.openxmlformats.org/wordprocessingml/2006/main" w:val="22"/>
+        </w:rPr>
+        <w:t>Architected and deployed custom autonomous agentic AI workflows </w:t>
+      </w:r>
+      <w:r>
+        <w:rPr>
+          <w:rFonts xmlns:w="http://schemas.openxmlformats.org/wordprocessingml/2006/main" w:hint="default" w:ascii="Calibri" w:hAnsi="Calibri" w:cs="Calibri"/>
+          <w:bCs xmlns:w="http://schemas.openxmlformats.org/wordprocessingml/2006/main"/>
+          <w:sz xmlns:w="http://schemas.openxmlformats.org/wordprocessingml/2006/main" w:val="22"/>
+          <w:szCs xmlns:w="http://schemas.openxmlformats.org/wordprocessingml/2006/main" w:val="22"/>
+        </w:rPr>
+        <w:t xml:space="preserve">utilizing KIRO IDE, prompt orchestration, and GitHub Copilot to automate schema discovery, data profiling, and code migration, accelerating delivery velocity by 40-50% for enterprise data tools.</w:t>
       </w:r>
     </w:p>
     <w:p>
@@ -1072,50 +914,22 @@
       </w:pPr>
       <w:r>
         <w:rPr>
-          <w:rFonts w:hint="default" w:ascii="Calibri" w:hAnsi="Calibri" w:cs="Calibri"/>
-          <w:b/>
-          <w:bCs/>
-          <w:sz w:val="22"/>
-          <w:szCs w:val="22"/>
-        </w:rPr>
-        <w:t>Engineered a custom Data Profiler tool</w:t>
-      </w:r>
-      <w:r>
-        <w:rPr>
-          <w:rFonts w:hint="default" w:ascii="Calibri" w:hAnsi="Calibri" w:cs="Calibri"/>
-          <w:sz w:val="22"/>
-          <w:szCs w:val="22"/>
-        </w:rPr>
-        <w:t xml:space="preserve"> using </w:t>
-      </w:r>
-      <w:r>
-        <w:rPr>
-          <w:rFonts w:hint="default" w:ascii="Calibri" w:hAnsi="Calibri" w:cs="Calibri"/>
-          <w:b/>
-          <w:bCs/>
-          <w:sz w:val="22"/>
-          <w:szCs w:val="22"/>
-          <w:lang w:val="en-US"/>
-        </w:rPr>
-        <w:t xml:space="preserve">Agentic AI powered </w:t>
-      </w:r>
-      <w:r>
-        <w:rPr>
-          <w:rFonts w:hint="default" w:ascii="Calibri" w:hAnsi="Calibri" w:cs="Calibri"/>
-          <w:b/>
-          <w:bCs/>
-          <w:sz w:val="22"/>
-          <w:szCs w:val="22"/>
-        </w:rPr>
-        <w:t>KIRO IDE</w:t>
-      </w:r>
-      <w:r>
-        <w:rPr>
-          <w:rFonts w:hint="default" w:ascii="Calibri" w:hAnsi="Calibri" w:cs="Calibri"/>
-          <w:sz w:val="22"/>
-          <w:szCs w:val="22"/>
-        </w:rPr>
-        <w:t xml:space="preserve"> to automate the initial assessment of raw datasets, reducing the time spent on manual data discovery by over 40%.</w:t>
+          <w:rFonts xmlns:w="http://schemas.openxmlformats.org/wordprocessingml/2006/main" w:hint="default" w:ascii="Calibri" w:hAnsi="Calibri" w:cs="Calibri"/>
+          <w:b xmlns:w="http://schemas.openxmlformats.org/wordprocessingml/2006/main"/>
+          <w:bCs xmlns:w="http://schemas.openxmlformats.org/wordprocessingml/2006/main"/>
+          <w:sz xmlns:w="http://schemas.openxmlformats.org/wordprocessingml/2006/main" w:val="22"/>
+          <w:szCs xmlns:w="http://schemas.openxmlformats.org/wordprocessingml/2006/main" w:val="22"/>
+        </w:rPr>
+        <w:t>Engineered automated testing and evaluation frameworks for conversational AI platforms </w:t>
+      </w:r>
+      <w:r>
+        <w:rPr>
+          <w:rFonts xmlns:w="http://schemas.openxmlformats.org/wordprocessingml/2006/main" w:hint="default" w:ascii="Calibri" w:hAnsi="Calibri" w:cs="Calibri"/>
+          <w:bCs xmlns:w="http://schemas.openxmlformats.org/wordprocessingml/2006/main"/>
+          <w:sz xmlns:w="http://schemas.openxmlformats.org/wordprocessingml/2006/main" w:val="22"/>
+          <w:szCs xmlns:w="http://schemas.openxmlformats.org/wordprocessingml/2006/main" w:val="22"/>
+        </w:rPr>
+        <w:t xml:space="preserve">similar to SpectrumIQ, cutting manual QA turnaround by 50% and establishing rigorous governance, data validation, and automated quality guardrails for production release cycles.</w:t>
       </w:r>
     </w:p>
     <w:p>
@@ -1144,7 +958,7 @@
           <w:sz xmlns:w="http://schemas.openxmlformats.org/wordprocessingml/2006/main" w:val="22"/>
           <w:szCs xmlns:w="http://schemas.openxmlformats.org/wordprocessingml/2006/main" w:val="22"/>
         </w:rPr>
-        <w:t>Architected conversational AI tools and automated </w:t>
+        <w:t>Built and tested GitHub Copilot skills and AI tools </w:t>
       </w:r>
       <w:r>
         <w:rPr>
@@ -1153,7 +967,7 @@
           <w:sz xmlns:w="http://schemas.openxmlformats.org/wordprocessingml/2006/main" w:val="22"/>
           <w:szCs xmlns:w="http://schemas.openxmlformats.org/wordprocessingml/2006/main" w:val="22"/>
         </w:rPr>
-        <w:t xml:space="preserve">QA testing frameworks (SpectrumIQ) using prompt engineering and Agentic AI workflows, cutting manual turnaround time by 50% and building self-serve capabilities for analysts.</w:t>
+        <w:t xml:space="preserve">that encode complex analytical methods, transforming raw analytical logic into trusted, self-serve data capabilities and directly embedding with internal teams to drive high user adoption.</w:t>
       </w:r>
     </w:p>
     <w:p>
@@ -1184,7 +998,7 @@
           <w:szCs xmlns:w="http://schemas.openxmlformats.org/wordprocessingml/2006/main" w:val="22"/>
           <w:lang xmlns:w="http://schemas.openxmlformats.org/wordprocessingml/2006/main" w:val="en-US"/>
         </w:rPr>
-        <w:t>Engineered automated data quality audit frameworks </w:t>
+        <w:t>Designed autonomous machine learning anomaly detection frameworks </w:t>
       </w:r>
       <w:r>
         <w:rPr>
@@ -1194,7 +1008,7 @@
           <w:szCs xmlns:w="http://schemas.openxmlformats.org/wordprocessingml/2006/main" w:val="22"/>
           <w:lang xmlns:w="http://schemas.openxmlformats.org/wordprocessingml/2006/main" w:val="en-US"/>
         </w:rPr>
-        <w:t xml:space="preserve">with firewalls and high-performance SQL stored procedures, reducing operational turnaround by over 80% while ensuring strict adherence to data governance and privacy requirements.</w:t>
+        <w:t xml:space="preserve">achieving 95% precision in identifying schema variations, distribution drift, and ETL discrepancies to safeguard data integrity across high-throughput cloud data platforms.</w:t>
       </w:r>
     </w:p>
     <w:p>
@@ -1224,7 +1038,7 @@
           <w:sz xmlns:w="http://schemas.openxmlformats.org/wordprocessingml/2006/main" w:val="22"/>
           <w:szCs xmlns:w="http://schemas.openxmlformats.org/wordprocessingml/2006/main" w:val="22"/>
         </w:rPr>
-        <w:t>Leveraged Agentic AI and IDE-assisted development </w:t>
+        <w:t>Implemented source-to-target reconciliation firewalls and Collibra data lineage </w:t>
       </w:r>
       <w:r>
         <w:rPr>
@@ -1233,7 +1047,7 @@
           <w:sz xmlns:w="http://schemas.openxmlformats.org/wordprocessingml/2006/main" w:val="22"/>
           <w:szCs xmlns:w="http://schemas.openxmlformats.org/wordprocessingml/2006/main" w:val="22"/>
         </w:rPr>
-        <w:t xml:space="preserve">such as KIRO IDE for automated profiling and regex classification, accelerating feature delivery by 40% and building scalable data tooling.</w:t>
+        <w:t xml:space="preserve">reducing operational turnaround by over 80% while ensuring strict adherence to data governance, confidentiality, privacy standards, and secure enterprise data handling.</w:t>
       </w:r>
     </w:p>
     <w:p>
@@ -1249,21 +1063,12 @@
       </w:pPr>
       <w:r>
         <w:rPr>
-          <w:rFonts w:hint="default" w:asciiTheme="minorHAnsi" w:hAnsiTheme="minorHAnsi" w:eastAsiaTheme="minorHAnsi" w:cstheme="minorHAnsi"/>
-          <w:b/>
-          <w:bCs/>
-          <w:lang w:val="en-US" w:bidi="ar-SA"/>
-        </w:rPr>
-        <w:t>ETL Developer</w:t>
-      </w:r>
-      <w:r>
-        <w:rPr>
-          <w:rFonts w:hint="default" w:ascii="Calibri" w:hAnsi="Calibri" w:cs="Calibri"/>
-          <w:sz w:val="22"/>
-          <w:szCs w:val="22"/>
-          <w:lang w:val="en-US"/>
-        </w:rPr>
-        <w:t xml:space="preserve"> </w:t>
+          <w:rFonts xmlns:w="http://schemas.openxmlformats.org/wordprocessingml/2006/main" w:hint="default" w:asciiTheme="minorHAnsi" w:hAnsiTheme="minorHAnsi" w:eastAsiaTheme="minorHAnsi" w:cstheme="minorHAnsi"/>
+          <w:b xmlns:w="http://schemas.openxmlformats.org/wordprocessingml/2006/main"/>
+          <w:bCs xmlns:w="http://schemas.openxmlformats.org/wordprocessingml/2006/main"/>
+          <w:lang xmlns:w="http://schemas.openxmlformats.org/wordprocessingml/2006/main" w:val="en-US" w:bidi="ar-SA"/>
+        </w:rPr>
+        <w:t>Data Scientist &amp; Machine Learning Specialist</w:t>
       </w:r>
     </w:p>
     <w:p>
@@ -1292,7 +1097,7 @@
           <w:sz xmlns:w="http://schemas.openxmlformats.org/wordprocessingml/2006/main" w:val="22"/>
           <w:szCs xmlns:w="http://schemas.openxmlformats.org/wordprocessingml/2006/main" w:val="22"/>
         </w:rPr>
-        <w:t>Deployed proactive anomaly detection and predictive </w:t>
+        <w:t>Developed predictive machine learning classification models </w:t>
       </w:r>
       <w:r>
         <w:rPr>
@@ -1301,7 +1106,7 @@
           <w:sz xmlns:w="http://schemas.openxmlformats.org/wordprocessingml/2006/main" w:val="22"/>
           <w:szCs xmlns:w="http://schemas.openxmlformats.org/wordprocessingml/2006/main" w:val="22"/>
         </w:rPr>
-        <w:t xml:space="preserve">machine learning models with 95% accuracy using Python, XGBoost, and Scikit-Learn to mitigate ETL discrepancies and optimize workforce capacity planning.</w:t>
+        <w:t xml:space="preserve">using XGBoost, Random Forests, and Scikit-Learn to analyze complex behavioral patterns, delivering actionable telemetry that improved service reliability by 20%.</w:t>
       </w:r>
     </w:p>
     <w:p>
@@ -1330,7 +1135,7 @@
           <w:sz xmlns:w="http://schemas.openxmlformats.org/wordprocessingml/2006/main" w:val="22"/>
           <w:szCs xmlns:w="http://schemas.openxmlformats.org/wordprocessingml/2006/main" w:val="22"/>
         </w:rPr>
-        <w:t>Developed advanced predictive models and statistical </w:t>
+        <w:t>Architected advanced time-series forecasting models (SARIMA) </w:t>
       </w:r>
       <w:r>
         <w:rPr>
@@ -1339,7 +1144,7 @@
           <w:sz xmlns:w="http://schemas.openxmlformats.org/wordprocessingml/2006/main" w:val="22"/>
           <w:szCs xmlns:w="http://schemas.openxmlformats.org/wordprocessingml/2006/main" w:val="22"/>
         </w:rPr>
-        <w:t xml:space="preserve">forecasting pipelines using Python and Scikit-Learn to analyze complex datasets and translate empirical insights into scalable tools.</w:t>
+        <w:t xml:space="preserve">to predict field support demand and resource allocation, optimizing workforce capacity planning and reducing response times by 20%.</w:t>
       </w:r>
     </w:p>
     <w:p>
@@ -1362,39 +1167,22 @@
       </w:pPr>
       <w:r>
         <w:rPr>
-          <w:rFonts w:hint="default" w:ascii="Calibri" w:hAnsi="Calibri" w:eastAsia="SimSun" w:cs="Calibri"/>
-          <w:b/>
-          <w:bCs/>
-          <w:sz w:val="22"/>
-          <w:szCs w:val="22"/>
-        </w:rPr>
-        <w:t>Engineered an automated, notification-driven Data Quality Audit framework</w:t>
-      </w:r>
-      <w:r>
-        <w:rPr>
-          <w:rFonts w:hint="default" w:ascii="Calibri" w:hAnsi="Calibri" w:eastAsia="SimSun" w:cs="Calibri"/>
-          <w:sz w:val="22"/>
-          <w:szCs w:val="22"/>
-        </w:rPr>
-        <w:t xml:space="preserve"> that streamlined short-term validation cycles; reduced operational turnaround time by </w:t>
-      </w:r>
-      <w:r>
-        <w:rPr>
-          <w:rFonts w:hint="default" w:ascii="Calibri" w:hAnsi="Calibri" w:eastAsia="SimSun" w:cs="Calibri"/>
-          <w:b/>
-          <w:bCs/>
-          <w:sz w:val="22"/>
-          <w:szCs w:val="22"/>
-        </w:rPr>
-        <w:t>over 80%</w:t>
-      </w:r>
-      <w:r>
-        <w:rPr>
-          <w:rFonts w:hint="default" w:ascii="Calibri" w:hAnsi="Calibri" w:eastAsia="SimSun" w:cs="Calibri"/>
-          <w:sz w:val="22"/>
-          <w:szCs w:val="22"/>
-        </w:rPr>
-        <w:t xml:space="preserve"> while ensuring real-time data reliability.</w:t>
+          <w:rFonts xmlns:w="http://schemas.openxmlformats.org/wordprocessingml/2006/main" w:hint="default" w:ascii="Calibri" w:hAnsi="Calibri" w:eastAsia="SimSun" w:cs="Calibri"/>
+          <w:b xmlns:w="http://schemas.openxmlformats.org/wordprocessingml/2006/main"/>
+          <w:bCs xmlns:w="http://schemas.openxmlformats.org/wordprocessingml/2006/main"/>
+          <w:sz xmlns:w="http://schemas.openxmlformats.org/wordprocessingml/2006/main" w:val="22"/>
+          <w:szCs xmlns:w="http://schemas.openxmlformats.org/wordprocessingml/2006/main" w:val="22"/>
+        </w:rPr>
+        <w:t>Processed massive enterprise datasets at scale </w:t>
+      </w:r>
+      <w:r>
+        <w:rPr>
+          <w:rFonts xmlns:w="http://schemas.openxmlformats.org/wordprocessingml/2006/main" w:hint="default" w:ascii="Calibri" w:hAnsi="Calibri" w:eastAsia="SimSun" w:cs="Calibri"/>
+          <w:bCs xmlns:w="http://schemas.openxmlformats.org/wordprocessingml/2006/main"/>
+          <w:sz xmlns:w="http://schemas.openxmlformats.org/wordprocessingml/2006/main" w:val="22"/>
+          <w:szCs xmlns:w="http://schemas.openxmlformats.org/wordprocessingml/2006/main" w:val="22"/>
+        </w:rPr>
+        <w:t xml:space="preserve">using Apache Spark, PySpark, and distributed SQL pipelines across AWS and Azure environments with 99.9% data availability SLAs.</w:t>
       </w:r>
     </w:p>
     <w:p>
@@ -1414,7 +1202,7 @@
           <w:bCs xmlns:w="http://schemas.openxmlformats.org/wordprocessingml/2006/main"/>
           <w:lang xmlns:w="http://schemas.openxmlformats.org/wordprocessingml/2006/main" w:bidi="ar-SA"/>
         </w:rPr>
-        <w:t>Petrochemical Data Systems Engineer</w:t>
+        <w:t>Business Intelligence &amp; Decision Analytics Specialist</w:t>
       </w:r>
     </w:p>
     <w:p>
@@ -1444,7 +1232,7 @@
           <w:sz xmlns:w="http://schemas.openxmlformats.org/wordprocessingml/2006/main" w:val="22"/>
           <w:szCs xmlns:w="http://schemas.openxmlformats.org/wordprocessingml/2006/main" w:val="22"/>
         </w:rPr>
-        <w:t>Designed data collection systems and analytical </w:t>
+        <w:t>Created executive Key Operating Metric (KOM) dashboards and semantic models </w:t>
       </w:r>
       <w:r>
         <w:rPr>
@@ -1453,7 +1241,7 @@
           <w:sz xmlns:w="http://schemas.openxmlformats.org/wordprocessingml/2006/main" w:val="22"/>
           <w:szCs xmlns:w="http://schemas.openxmlformats.org/wordprocessingml/2006/main" w:val="22"/>
         </w:rPr>
-        <w:t xml:space="preserve">workflows to monitor large-scale industrial processes and optimize operational efficiency.</w:t>
+        <w:t xml:space="preserve">in Power BI (DAX) and Tableau, translating complex transactional datasets into clear, self-serve strategic insights for corporate leadership.</w:t>
       </w:r>
     </w:p>
     <w:p>
@@ -1483,7 +1271,7 @@
           <w:sz xmlns:w="http://schemas.openxmlformats.org/wordprocessingml/2006/main" w:val="22"/>
           <w:szCs xmlns:w="http://schemas.openxmlformats.org/wordprocessingml/2006/main" w:val="22"/>
         </w:rPr>
-        <w:t>Automated reporting pipelines and data audits </w:t>
+        <w:t>Modeled high-throughput cloud dimensional architectures </w:t>
       </w:r>
       <w:r>
         <w:rPr>
@@ -1492,7 +1280,7 @@
           <w:sz xmlns:w="http://schemas.openxmlformats.org/wordprocessingml/2006/main" w:val="22"/>
           <w:szCs xmlns:w="http://schemas.openxmlformats.org/wordprocessingml/2006/main" w:val="22"/>
         </w:rPr>
-        <w:t xml:space="preserve">to minimize error rates and enforce strict compliance with engineering and quality standards.</w:t>
+        <w:t xml:space="preserve">utilizing Star/Snowflake schemas and SCD Type 1/2 methodologies within Azure Synapse, Databricks, and Snowflake to streamline enterprise reporting.</w:t>
       </w:r>
     </w:p>
     <w:p>
@@ -1523,7 +1311,7 @@
           <w:sz xmlns:w="http://schemas.openxmlformats.org/wordprocessingml/2006/main" w:val="22"/>
           <w:szCs xmlns:w="http://schemas.openxmlformats.org/wordprocessingml/2006/main" w:val="22"/>
         </w:rPr>
-        <w:t>Collaborated across multidisciplinary teams </w:t>
+        <w:t>Partnered directly with cross-functional product groups </w:t>
       </w:r>
       <w:r>
         <w:rPr>
@@ -1532,7 +1320,7 @@
           <w:sz xmlns:w="http://schemas.openxmlformats.org/wordprocessingml/2006/main" w:val="22"/>
           <w:szCs xmlns:w="http://schemas.openxmlformats.org/wordprocessingml/2006/main" w:val="22"/>
         </w:rPr>
-        <w:t xml:space="preserve">to translate operational requirements into robust data-driven tooling and technical documentation.</w:t>
+        <w:t xml:space="preserve">to translate operational feedback into actionable product improvements, shaping internal tool roadmaps and scaling analytical capacity across teams.</w:t>
       </w:r>
     </w:p>
     <w:p>
@@ -1555,22 +1343,21 @@
       </w:pPr>
       <w:r>
         <w:rPr>
-          <w:rFonts xmlns:w="http://schemas.openxmlformats.org/wordprocessingml/2006/main" w:hint="default" w:ascii="Calibri" w:hAnsi="Calibri" w:cs="Calibri"/>
-          <w:b xmlns:w="http://schemas.openxmlformats.org/wordprocessingml/2006/main"/>
-          <w:bCs xmlns:w="http://schemas.openxmlformats.org/wordprocessingml/2006/main"/>
-          <w:sz xmlns:w="http://schemas.openxmlformats.org/wordprocessingml/2006/main" w:val="22"/>
-          <w:szCs xmlns:w="http://schemas.openxmlformats.org/wordprocessingml/2006/main" w:val="22"/>
-        </w:rPr>
-        <w:t>Co-engineered the enterprise-wide Data Advocacy &amp; Governance Program</w:t>
-      </w:r>
-      <w:r>
-        <w:rPr>
-          <w:rFonts xmlns:w="http://schemas.openxmlformats.org/wordprocessingml/2006/main" w:hint="default" w:ascii="Calibri" w:hAnsi="Calibri" w:cs="Calibri"/>
-          <w:bCs xmlns:w="http://schemas.openxmlformats.org/wordprocessingml/2006/main"/>
-          <w:sz xmlns:w="http://schemas.openxmlformats.org/wordprocessingml/2006/main" w:val="22"/>
-          <w:szCs xmlns:w="http://schemas.openxmlformats.org/wordprocessingml/2006/main" w:val="22"/>
-        </w:rPr>
-        <w:t xml:space="preserve"> across insurance portfolios, establishing foundational frameworks for data democratization and organizational accountability.</w:t>
+          <w:rFonts w:hint="default" w:ascii="Calibri" w:hAnsi="Calibri" w:cs="Calibri"/>
+          <w:b/>
+          <w:bCs/>
+          <w:sz w:val="22"/>
+          <w:szCs w:val="22"/>
+        </w:rPr>
+        <w:t>Resolved high-complexity, cross-functional BI challenges</w:t>
+      </w:r>
+      <w:r>
+        <w:rPr>
+          <w:rFonts w:hint="default" w:ascii="Calibri" w:hAnsi="Calibri" w:cs="Calibri"/>
+          <w:sz w:val="22"/>
+          <w:szCs w:val="22"/>
+        </w:rPr>
+        <w:t xml:space="preserve"> by performing advanced statistical analysis to decode intricate data relationships and anomalies, directly influencing strategic business decisions.</w:t>
       </w:r>
     </w:p>
     <w:p>
